--- a/docs/output/Zain Hajahjah/سجن البرج/SRT-En/أحمد/DOCX/05_تفريغ عربي-التعذيب النفسي_En.docx
+++ b/docs/output/Zain Hajahjah/سجن البرج/SRT-En/أحمد/DOCX/05_تفريغ عربي-التعذيب النفسي_En.docx
@@ -4,62 +4,122 @@
   <w:body>
     <w:p>
       <w:r>
-        <w:t>They tortured us with psychological warfare by saying, tomorrow you will be executed, in a week you will be executed, you will not leave here</w:t>
+        <w:t>They tortured us with psychological warfare by saying, tomorrow you will</w:t>
       </w:r>
     </w:p>
     <w:p>
       <w:r>
-        <w:t>They wanted you to live in an atmosphere as close to death as possible</w:t>
+        <w:t>be executed, in a week you will be executed, you will not leave here</w:t>
       </w:r>
     </w:p>
     <w:p>
       <w:r>
-        <w:t>The guard opens the small hatch on you and says, get ready, pray, and make your supplications, you will be executed in two days</w:t>
+        <w:t>They wanted you to live in an</w:t>
       </w:r>
     </w:p>
     <w:p>
       <w:r>
-        <w:t>You wait for those two days to pass, wishing they would never end</w:t>
+        <w:t>atmosphere as close to death as possible</w:t>
       </w:r>
     </w:p>
     <w:p>
       <w:r>
-        <w:t>Because after that you will die, and you have believed every word</w:t>
+        <w:t>The guard opens the small hatch on you and says, get ready, pray,</w:t>
       </w:r>
     </w:p>
     <w:p>
       <w:r>
-        <w:t>Interviewer: Did they show you their propaganda videos?</w:t>
+        <w:t>and make your supplications, you will be executed in two days</w:t>
       </w:r>
     </w:p>
     <w:p>
       <w:r>
-        <w:t>They did not show anything, no videos or anything else. We were in solitary cells, we could not see anything</w:t>
+        <w:t>You wait for those two days to</w:t>
       </w:r>
     </w:p>
     <w:p>
       <w:r>
-        <w:t>Interviewer: They had a newspaper called &lt;i&gt;al-Naba&lt;/i&gt;. Did they distribute it to you in prison?</w:t>
+        <w:t>pass, wishing they would never end</w:t>
       </w:r>
     </w:p>
     <w:p>
       <w:r>
-        <w:t>As for things they brought us, they only brought food. They never distributed a newspaper or showed a video at all</w:t>
+        <w:t>Because after that you will die,</w:t>
       </w:r>
     </w:p>
     <w:p>
       <w:r>
-        <w:t>Interviewer: How do you feel standing in this place now?</w:t>
+        <w:t>and you have believed every word</w:t>
       </w:r>
     </w:p>
     <w:p>
       <w:r>
-        <w:t>My feelings are very difficult. Standing in this place where I was imprisoned</w:t>
+        <w:t>Interviewer: Did they show</w:t>
       </w:r>
     </w:p>
     <w:p>
       <w:r>
-        <w:t>Is harder than the mind can imagine. I saw things I will never forget as long as I live</w:t>
+        <w:t>you their propaganda videos?</w:t>
+      </w:r>
+    </w:p>
+    <w:p>
+      <w:r>
+        <w:t>They did not show anything, no videos or anything else.</w:t>
+      </w:r>
+    </w:p>
+    <w:p>
+      <w:r>
+        <w:t>We were in solitary cells, we could not see anything</w:t>
+      </w:r>
+    </w:p>
+    <w:p>
+      <w:r>
+        <w:t>Interviewer: They had a newspaper called</w:t>
+      </w:r>
+    </w:p>
+    <w:p>
+      <w:r>
+        <w:t>al-Naba. Did they distribute it to you in prison?</w:t>
+      </w:r>
+    </w:p>
+    <w:p>
+      <w:r>
+        <w:t>As for things they brought us, they only brought food.</w:t>
+      </w:r>
+    </w:p>
+    <w:p>
+      <w:r>
+        <w:t>They never distributed a newspaper or showed a video at all</w:t>
+      </w:r>
+    </w:p>
+    <w:p>
+      <w:r>
+        <w:t>Interviewer: How do you feel</w:t>
+      </w:r>
+    </w:p>
+    <w:p>
+      <w:r>
+        <w:t>standing in this place now?</w:t>
+      </w:r>
+    </w:p>
+    <w:p>
+      <w:r>
+        <w:t>My feelings are very difficult. Standing</w:t>
+      </w:r>
+    </w:p>
+    <w:p>
+      <w:r>
+        <w:t>in this place where I was imprisoned</w:t>
+      </w:r>
+    </w:p>
+    <w:p>
+      <w:r>
+        <w:t>Is harder than the mind can imagine. I saw</w:t>
+      </w:r>
+    </w:p>
+    <w:p>
+      <w:r>
+        <w:t>things I will never forget as long as I live</w:t>
       </w:r>
     </w:p>
     <w:sectPr>
@@ -436,7 +496,7 @@
     <w:qFormat/>
     <w:rsid w:val="00FC693F"/>
     <w:rPr>
-      <w:rFonts w:ascii="Calibri" w:hAnsi="Calibri"/>
+      <w:rFonts w:ascii="Arial" w:hAnsi="Arial"/>
       <w:sz w:val="22"/>
     </w:rPr>
   </w:style>

--- a/docs/output/Zain Hajahjah/سجن البرج/SRT-En/أحمد/DOCX/05_تفريغ عربي-التعذيب النفسي_En.docx
+++ b/docs/output/Zain Hajahjah/سجن البرج/SRT-En/أحمد/DOCX/05_تفريغ عربي-التعذيب النفسي_En.docx
@@ -2,6 +2,16 @@
 <file path=word/document.xml><?xml version="1.0" encoding="utf-8"?>
 <w:document xmlns:wpc="http://schemas.microsoft.com/office/word/2010/wordprocessingCanvas" xmlns:mo="http://schemas.microsoft.com/office/mac/office/2008/main" xmlns:mc="http://schemas.openxmlformats.org/markup-compatibility/2006" xmlns:mv="urn:schemas-microsoft-com:mac:vml" xmlns:o="urn:schemas-microsoft-com:office:office" xmlns:r="http://schemas.openxmlformats.org/officeDocument/2006/relationships" xmlns:m="http://schemas.openxmlformats.org/officeDocument/2006/math" xmlns:v="urn:schemas-microsoft-com:vml" xmlns:wp14="http://schemas.microsoft.com/office/word/2010/wordprocessingDrawing" xmlns:wp="http://schemas.openxmlformats.org/drawingml/2006/wordprocessingDrawing" xmlns:w10="urn:schemas-microsoft-com:office:word" xmlns:w="http://schemas.openxmlformats.org/wordprocessingml/2006/main" xmlns:w14="http://schemas.microsoft.com/office/word/2010/wordml" xmlns:wpg="http://schemas.microsoft.com/office/word/2010/wordprocessingGroup" xmlns:wpi="http://schemas.microsoft.com/office/word/2010/wordprocessingInk" xmlns:wne="http://schemas.microsoft.com/office/word/2006/wordml" xmlns:wps="http://schemas.microsoft.com/office/word/2010/wordprocessingShape" mc:Ignorable="w14 wp14">
   <w:body>
+    <w:p>
+      <w:r>
+        <w:t>1</w:t>
+      </w:r>
+    </w:p>
+    <w:p>
+      <w:r>
+        <w:t>00:00:00,000 --&gt; 00:00:08,250</w:t>
+      </w:r>
+    </w:p>
     <w:p>
       <w:r>
         <w:t>They tortured us with psychological warfare by saying, tomorrow you will</w:t>
@@ -10,6 +20,17 @@
     <w:p>
       <w:r>
         <w:t>be executed, in a week you will be executed, you will not leave here</w:t>
+      </w:r>
+    </w:p>
+    <w:p/>
+    <w:p>
+      <w:r>
+        <w:t>2</w:t>
+      </w:r>
+    </w:p>
+    <w:p>
+      <w:r>
+        <w:t>00:00:08,583 --&gt; 00:00:12,000</w:t>
       </w:r>
     </w:p>
     <w:p>
@@ -22,6 +43,17 @@
         <w:t>atmosphere as close to death as possible</w:t>
       </w:r>
     </w:p>
+    <w:p/>
+    <w:p>
+      <w:r>
+        <w:t>3</w:t>
+      </w:r>
+    </w:p>
+    <w:p>
+      <w:r>
+        <w:t>00:00:14,250 --&gt; 00:00:22,833</w:t>
+      </w:r>
+    </w:p>
     <w:p>
       <w:r>
         <w:t>The guard opens the small hatch on you and says, get ready, pray,</w:t>
@@ -30,6 +62,17 @@
     <w:p>
       <w:r>
         <w:t>and make your supplications, you will be executed in two days</w:t>
+      </w:r>
+    </w:p>
+    <w:p/>
+    <w:p>
+      <w:r>
+        <w:t>4</w:t>
+      </w:r>
+    </w:p>
+    <w:p>
+      <w:r>
+        <w:t>00:00:23,416 --&gt; 00:00:28,333</w:t>
       </w:r>
     </w:p>
     <w:p>
@@ -42,6 +85,17 @@
         <w:t>pass, wishing they would never end</w:t>
       </w:r>
     </w:p>
+    <w:p/>
+    <w:p>
+      <w:r>
+        <w:t>5</w:t>
+      </w:r>
+    </w:p>
+    <w:p>
+      <w:r>
+        <w:t>00:00:28,833 --&gt; 00:00:32,625</w:t>
+      </w:r>
+    </w:p>
     <w:p>
       <w:r>
         <w:t>Because after that you will die,</w:t>
@@ -50,6 +104,17 @@
     <w:p>
       <w:r>
         <w:t>and you have believed every word</w:t>
+      </w:r>
+    </w:p>
+    <w:p/>
+    <w:p>
+      <w:r>
+        <w:t>6</w:t>
+      </w:r>
+    </w:p>
+    <w:p>
+      <w:r>
+        <w:t>00:00:33,750 --&gt; 00:00:36,500</w:t>
       </w:r>
     </w:p>
     <w:p>
@@ -62,6 +127,17 @@
         <w:t>you their propaganda videos?</w:t>
       </w:r>
     </w:p>
+    <w:p/>
+    <w:p>
+      <w:r>
+        <w:t>7</w:t>
+      </w:r>
+    </w:p>
+    <w:p>
+      <w:r>
+        <w:t>00:00:36,625 --&gt; 00:00:43,041</w:t>
+      </w:r>
+    </w:p>
     <w:p>
       <w:r>
         <w:t>They did not show anything, no videos or anything else.</w:t>
@@ -72,6 +148,17 @@
         <w:t>We were in solitary cells, we could not see anything</w:t>
       </w:r>
     </w:p>
+    <w:p/>
+    <w:p>
+      <w:r>
+        <w:t>8</w:t>
+      </w:r>
+    </w:p>
+    <w:p>
+      <w:r>
+        <w:t>00:00:44,291 --&gt; 00:00:49,875</w:t>
+      </w:r>
+    </w:p>
     <w:p>
       <w:r>
         <w:t>Interviewer: They had a newspaper called</w:t>
@@ -79,7 +166,18 @@
     </w:p>
     <w:p>
       <w:r>
-        <w:t>al-Naba. Did they distribute it to you in prison?</w:t>
+        <w:t>&lt;i&gt;al-Naba&lt;/i&gt;. Did they distribute it to you in prison?</w:t>
+      </w:r>
+    </w:p>
+    <w:p/>
+    <w:p>
+      <w:r>
+        <w:t>9</w:t>
+      </w:r>
+    </w:p>
+    <w:p>
+      <w:r>
+        <w:t>00:00:51,000 --&gt; 00:01:00,291</w:t>
       </w:r>
     </w:p>
     <w:p>
@@ -92,6 +190,17 @@
         <w:t>They never distributed a newspaper or showed a video at all</w:t>
       </w:r>
     </w:p>
+    <w:p/>
+    <w:p>
+      <w:r>
+        <w:t>10</w:t>
+      </w:r>
+    </w:p>
+    <w:p>
+      <w:r>
+        <w:t>00:01:02,291 --&gt; 00:01:05,375</w:t>
+      </w:r>
+    </w:p>
     <w:p>
       <w:r>
         <w:t>Interviewer: How do you feel</w:t>
@@ -100,6 +209,17 @@
     <w:p>
       <w:r>
         <w:t>standing in this place now?</w:t>
+      </w:r>
+    </w:p>
+    <w:p/>
+    <w:p>
+      <w:r>
+        <w:t>11</w:t>
+      </w:r>
+    </w:p>
+    <w:p>
+      <w:r>
+        <w:t>00:01:06,125 --&gt; 00:01:14,416</w:t>
       </w:r>
     </w:p>
     <w:p>
@@ -112,6 +232,17 @@
         <w:t>in this place where I was imprisoned</w:t>
       </w:r>
     </w:p>
+    <w:p/>
+    <w:p>
+      <w:r>
+        <w:t>12</w:t>
+      </w:r>
+    </w:p>
+    <w:p>
+      <w:r>
+        <w:t>00:01:14,750 --&gt; 00:01:20,250</w:t>
+      </w:r>
+    </w:p>
     <w:p>
       <w:r>
         <w:t>Is harder than the mind can imagine. I saw</w:t>
@@ -122,6 +253,7 @@
         <w:t>things I will never forget as long as I live</w:t>
       </w:r>
     </w:p>
+    <w:p/>
     <w:sectPr>
       <w:pgSz w:w="12240" w:h="15840"/>
       <w:pgMar w:top="1440" w:right="1800" w:bottom="1440" w:left="1800" w:header="720" w:footer="720" w:gutter="0"/>
@@ -495,9 +627,12 @@
     <w:name w:val="Normal"/>
     <w:qFormat/>
     <w:rsid w:val="00FC693F"/>
+    <w:pPr>
+      <w:spacing w:before="0" w:after="0" w:line="276" w:lineRule="auto"/>
+    </w:pPr>
     <w:rPr>
-      <w:rFonts w:ascii="Arial" w:hAnsi="Arial"/>
-      <w:sz w:val="22"/>
+      <w:rFonts w:ascii="Courier New" w:hAnsi="Courier New"/>
+      <w:sz w:val="20"/>
     </w:rPr>
   </w:style>
   <w:style w:type="paragraph" w:styleId="Header">
